--- a/Odigies_v5.docx
+++ b/Odigies_v5.docx
@@ -1366,7 +1366,7 @@
     </w:p>
     <w:p>
       <w:r>
-        <w:t>Αν γνωρίζεις ήδη τις πληροφορίες από προηγούμενη συζήτηση, παρουσίασε σύντομα τι γνωρίζεις και ζήτησε μόνο επιβεβαίωση ή διόρθωση. Μην περιοριστείς σε γενικές περιγραφές. Σύνδεσε προσεκτικά τις επιβεβαιωμένες θέσεις και όψεις με τις εμπειρίες που έχουν δοθεί, ως πιθανή συμβολική αντιστοιχία και όχι ως αιτιώδη απόδειξη.</w:t>
+        <w:t>Μην χρησιμοποιήσεις πληροφορίες από προηγούμενη συζήτηση, μνήμη, παλιό έγγραφο ή άλλο πρόσωπο. Χρησιμοποίησε αποκλειστικά όσα αναγράφονται ρητά στην ενότητα «ΠΡΟΣΩΠΙΚΟ ΠΛΑΙΣΙΟ» της τρέχουσας εργασίας. Αν λείπει αναγκαία πληροφορία, ζήτησε επιβεβαίωση αντί να τη συμπληρώσεις από μνήμη.</w:t>
       </w:r>
     </w:p>
     <w:p>
@@ -2070,6 +2070,24 @@
     <w:p>
       <w:r>
         <w:t>Προσωπικά γεγονότα επιτρέπονται μόνο αν εμφανίζονται ρητά στο πεδίο «ΠΡΟΣΩΠΙΚΟ ΠΛΑΙΣΙΟ» της τρέχουσας εργασίας. Προηγούμενες συνομιλίες, μνήμη, παλιές αναλύσεις και παραδείγματα ύφους δεν αποτελούν πηγές δεδομένων. Αν έχει δοθεί μόνο όνομα, δεν επιτρέπεται να αναφερθούν ως γεγονότα επάγγελμα, σπουδές, οικογενειακή κατάσταση, αριθμός παιδιών, έργα, συνήθειες ή εμπειρίες.</w:t>
+      </w:r>
+    </w:p>
+    <w:p>
+      <w:pPr>
+        <w:pStyle w:val="Heading1"/>
+      </w:pPr>
+      <w:r>
+        <w:t>20. Πραγματική εκτέλεση του validator</w:t>
+      </w:r>
+    </w:p>
+    <w:p>
+      <w:r>
+        <w:t>Το ChatGPT ή το Claude δεν επιτρέπεται να δηλώσει ότι «έτρεξε τον validator» μόνο επειδή έκανε γλωσσικό ή νοητικό αυτοέλεγχο. Ο πραγματικός μηχανικός validator εκτελείται αποκλειστικά μέσα στο AstroCheck Pro, αφού το παραγόμενο Word επιστραφεί και μεταφορτωθεί στην αντίστοιχη καρτέλα ελέγχου.</w:t>
+      </w:r>
+    </w:p>
+    <w:p>
+      <w:r>
+        <w:t>Κατά τη δημιουργία της ανάλυσης, το μοντέλο οφείλει να κάνει προσεκτικό αυτοέλεγχο και να παραδώσει το Word, χωρίς να ισχυριστεί ότι ολοκληρώθηκε μηχανικός validator. Η τελική αποδοχή ή απόρριψη ανήκει στο AstroCheck Pro.</w:t>
       </w:r>
     </w:p>
     <w:sectPr>
